--- a/test-corpus/word-verification/combined-settings-demo.docx
+++ b/test-corpus/word-verification/combined-settings-demo.docx
@@ -348,7 +348,7 @@
       <w:pPr>
         <w:sectPr>
           <w:pgSz w:w="11906" w:h="16838"/>
-          <w:pgMar w:top="1417" w:right="1077" w:bottom="1417" w:left="1077" w:header="708" w:footer="708" w:gutter="0"/>
+          <w:pgMar w:top="1440" w:right="1080" w:bottom="1440" w:left="1080" w:header="708" w:footer="708" w:gutter="0"/>
         </w:sectPr>
       </w:pPr>
     </w:p>
@@ -878,7 +878,7 @@
       <w:pPr>
         <w:sectPr>
           <w:pgSz w:w="16838" w:h="11906" w:orient="landscape"/>
-          <w:pgMar w:top="1417" w:right="1077" w:bottom="1417" w:left="1077" w:header="708" w:footer="708" w:gutter="0"/>
+          <w:pgMar w:top="1440" w:right="1080" w:bottom="1440" w:left="1080" w:header="708" w:footer="708" w:gutter="0"/>
         </w:sectPr>
       </w:pPr>
     </w:p>
@@ -985,7 +985,7 @@
     <w:sectPr>
       <w:footerReference r:id="rId9" w:type="default"/>
       <w:pgSz w:h="16838" w:w="11906"/>
-      <w:pgMar w:bottom="1417" w:footer="708" w:gutter="0" w:header="708" w:left="1077" w:right="1077" w:top="1417"/>
+      <w:pgMar w:bottom="1440" w:footer="708" w:gutter="0" w:header="708" w:left="1080" w:right="1080" w:top="1440"/>
     </w:sectPr>
   </w:body>
 </w:document>
@@ -1263,7 +1263,7 @@
       <w:rFonts w:asciiTheme="majorHAnsi" w:cstheme="majorBidi" w:eastAsiaTheme="majorEastAsia" w:hAnsiTheme="majorHAnsi"/>
       <w:b/>
       <w:bCs/>
-      <w:color w:themeColor="accent1" w:themeShade="B5" w:val="2E5395"/>
+      <w:color w:themeColor="accent1" w:themeShade="B5" w:val="2E7D32"/>
       <w:sz w:val="36"/>
       <w:szCs w:val="36"/>
     </w:rPr>
@@ -1360,7 +1360,7 @@
     </w:pPr>
     <w:rPr>
       <w:rFonts w:asciiTheme="majorHAnsi" w:cstheme="majorBidi" w:eastAsiaTheme="majorEastAsia" w:hAnsiTheme="majorHAnsi"/>
-      <w:color w:themeColor="accent1" w:val="4472C4"/>
+      <w:color w:themeColor="accent1" w:val="2E7D32"/>
       <w:sz w:val="32"/>
       <w:szCs w:val="32"/>
     </w:rPr>
@@ -1380,7 +1380,7 @@
     </w:pPr>
     <w:rPr>
       <w:rFonts w:asciiTheme="majorHAnsi" w:cstheme="majorBidi" w:eastAsiaTheme="majorEastAsia" w:hAnsiTheme="majorHAnsi"/>
-      <w:color w:themeColor="accent1" w:val="4472C4"/>
+      <w:color w:themeColor="accent1" w:val="2E7D32"/>
       <w:sz w:val="28"/>
       <w:szCs w:val="28"/>
     </w:rPr>
@@ -1400,7 +1400,7 @@
     </w:pPr>
     <w:rPr>
       <w:rFonts w:asciiTheme="majorHAnsi" w:cstheme="majorBidi" w:eastAsiaTheme="majorEastAsia" w:hAnsiTheme="majorHAnsi"/>
-      <w:color w:themeColor="accent1" w:val="4472C4"/>
+      <w:color w:themeColor="accent1" w:val="2E7D32"/>
       <w:sz w:val="24"/>
       <w:szCs w:val="24"/>
     </w:rPr>
@@ -1420,7 +1420,7 @@
     </w:pPr>
     <w:rPr>
       <w:rFonts w:asciiTheme="majorHAnsi" w:cstheme="majorBidi" w:eastAsiaTheme="majorEastAsia" w:hAnsiTheme="majorHAnsi"/>
-      <w:color w:themeColor="accent1" w:val="4472C4"/>
+      <w:color w:themeColor="accent1" w:val="2E7D32"/>
       <w:sz w:val="24"/>
       <w:szCs w:val="24"/>
     </w:rPr>
@@ -1440,7 +1440,7 @@
     </w:pPr>
     <w:rPr>
       <w:rFonts w:asciiTheme="majorHAnsi" w:cstheme="majorBidi" w:eastAsiaTheme="majorEastAsia" w:hAnsiTheme="majorHAnsi"/>
-      <w:color w:themeColor="accent1" w:val="4472C4"/>
+      <w:color w:themeColor="accent1" w:val="2E7D32"/>
       <w:sz w:val="24"/>
       <w:szCs w:val="24"/>
     </w:rPr>
@@ -1460,7 +1460,7 @@
     </w:pPr>
     <w:rPr>
       <w:rFonts w:asciiTheme="majorHAnsi" w:cstheme="majorBidi" w:eastAsiaTheme="majorEastAsia" w:hAnsiTheme="majorHAnsi"/>
-      <w:color w:themeColor="accent1" w:val="4472C4"/>
+      <w:color w:themeColor="accent1" w:val="2E7D32"/>
       <w:sz w:val="24"/>
       <w:szCs w:val="24"/>
     </w:rPr>
@@ -1480,7 +1480,7 @@
     </w:pPr>
     <w:rPr>
       <w:rFonts w:asciiTheme="majorHAnsi" w:cstheme="majorBidi" w:eastAsiaTheme="majorEastAsia" w:hAnsiTheme="majorHAnsi"/>
-      <w:color w:themeColor="accent1" w:val="4472C4"/>
+      <w:color w:themeColor="accent1" w:val="2E7D32"/>
       <w:sz w:val="24"/>
       <w:szCs w:val="24"/>
     </w:rPr>
@@ -1500,7 +1500,7 @@
     </w:pPr>
     <w:rPr>
       <w:rFonts w:asciiTheme="majorHAnsi" w:cstheme="majorBidi" w:eastAsiaTheme="majorEastAsia" w:hAnsiTheme="majorHAnsi"/>
-      <w:color w:themeColor="accent1" w:val="4472C4"/>
+      <w:color w:themeColor="accent1" w:val="2E7D32"/>
       <w:sz w:val="24"/>
       <w:szCs w:val="24"/>
     </w:rPr>
@@ -1520,7 +1520,7 @@
     </w:pPr>
     <w:rPr>
       <w:rFonts w:asciiTheme="majorHAnsi" w:cstheme="majorBidi" w:eastAsiaTheme="majorEastAsia" w:hAnsiTheme="majorHAnsi"/>
-      <w:color w:themeColor="accent1" w:val="4472C4"/>
+      <w:color w:themeColor="accent1" w:val="2E7D32"/>
       <w:sz w:val="24"/>
       <w:szCs w:val="24"/>
     </w:rPr>
@@ -1659,7 +1659,7 @@
     <w:name w:val="Hyperlink"/>
     <w:basedOn w:val="BodyTextChar"/>
     <w:rPr>
-      <w:color w:themeColor="accent1" w:val="4472C4"/>
+      <w:color w:themeColor="accent1" w:val="2E7D32"/>
     </w:rPr>
   </w:style>
   <w:style w:styleId="TOCHeading" w:type="paragraph">
@@ -1677,7 +1677,7 @@
       <w:rFonts w:asciiTheme="majorHAnsi" w:cstheme="majorBidi" w:eastAsiaTheme="majorEastAsia" w:hAnsiTheme="majorHAnsi"/>
       <w:b w:val="0"/>
       <w:bCs w:val="0"/>
-      <w:color w:themeColor="accent1" w:themeShade="BF" w:val="365F91"/>
+      <w:color w:themeColor="accent1" w:themeShade="BF" w:val="2E7D32"/>
     </w:rPr>
   </w:style>
   <w:style w:type="paragraph" w:customStyle="1" w:styleId="SourceCode">

--- a/test-corpus/word-verification/combined-settings-demo.docx
+++ b/test-corpus/word-verification/combined-settings-demo.docx
@@ -146,7 +146,7 @@
         <w:rPr>
           <w:rFonts w:ascii="Segoe UI Emoji" w:hAnsi="Segoe UI Emoji" w:eastAsia="Segoe UI Emoji" w:cs="Segoe UI Emoji"/>
         </w:rPr>
-        <w:t xml:space="preserve">✅</w:t>
+        <w:t xml:space="preserve">✅️</w:t>
       </w:r>
       <w:r>
         <w:t xml:space="preserve"> Tâche terminée et</w:t>
@@ -214,7 +214,7 @@
         <w:rPr>
           <w:rFonts w:ascii="Segoe UI Emoji" w:hAnsi="Segoe UI Emoji" w:eastAsia="Segoe UI Emoji" w:cs="Segoe UI Emoji"/>
         </w:rPr>
-        <w:t xml:space="preserve">❌</w:t>
+        <w:t xml:space="preserve">❌️</w:t>
       </w:r>
       <w:r>
         <w:t xml:space="preserve"> Échec identifié sur l’environnement de préproduction.</w:t>
@@ -232,7 +232,7 @@
         <w:rPr>
           <w:rFonts w:ascii="Segoe UI Emoji" w:hAnsi="Segoe UI Emoji" w:eastAsia="Segoe UI Emoji" w:cs="Segoe UI Emoji"/>
         </w:rPr>
-        <w:t xml:space="preserve">🚀</w:t>
+        <w:t xml:space="preserve">🚀️</w:t>
       </w:r>
       <w:r>
         <w:t xml:space="preserve"> Déploiement prévu la semaine prochaine, en</w:t>
@@ -273,7 +273,7 @@
         <w:rPr>
           <w:rFonts w:ascii="Segoe UI Emoji" w:hAnsi="Segoe UI Emoji" w:eastAsia="Segoe UI Emoji" w:cs="Segoe UI Emoji"/>
         </w:rPr>
-        <w:t xml:space="preserve">✅</w:t>
+        <w:t xml:space="preserve">✅️</w:t>
       </w:r>
       <w:r>
         <w:t xml:space="preserve"> pour</w:t>
